--- a/10-应急管理/运行记录类文件/100208-应急工作总结报告.docx
+++ b/10-应急管理/运行记录类文件/100208-应急工作总结报告.docx
@@ -382,12 +382,21 @@
                 <w:lang w:eastAsia="zh-CN"/>
               </w:rPr>
             </w:pPr>
+            <w:bookmarkStart w:id="40" w:name="_GoBack"/>
+            <w:r>
+              <w:rPr>
+                <w:rFonts w:hint="eastAsia"/>
+                <w:lang w:val="en-US" w:eastAsia="zh-CN"/>
+              </w:rPr>
+              <w:t>审核</w:t>
+            </w:r>
+            <w:bookmarkEnd w:id="40"/>
             <w:r>
               <w:rPr>
                 <w:rFonts w:hint="eastAsia"/>
                 <w:lang w:eastAsia="zh-CN"/>
               </w:rPr>
-              <w:t>编制时间</w:t>
+              <w:t>时间</w:t>
             </w:r>
             <w:r>
               <w:rPr>
@@ -1628,8 +1637,6 @@
               <w:tab w:val="right" w:leader="dot" w:pos="8306"/>
             </w:tabs>
           </w:pPr>
-          <w:bookmarkStart w:id="40" w:name="_GoBack"/>
-          <w:bookmarkEnd w:id="40"/>
           <w:r>
             <w:rPr>
               <w:rFonts w:hint="eastAsia" w:ascii="宋体" w:hAnsi="宋体" w:eastAsia="宋体" w:cs="宋体"/>
@@ -2937,8 +2944,8 @@
         <w:pStyle w:val="28"/>
         <w:bidi w:val="0"/>
       </w:pPr>
-      <w:bookmarkStart w:id="4" w:name="heading_1"/>
-      <w:bookmarkStart w:id="5" w:name="_Toc13724"/>
+      <w:bookmarkStart w:id="4" w:name="_Toc13724"/>
+      <w:bookmarkStart w:id="5" w:name="heading_1"/>
       <w:r>
         <w:t>工作概述</w:t>
       </w:r>
@@ -2977,8 +2984,8 @@
         <w:pStyle w:val="28"/>
         <w:bidi w:val="0"/>
       </w:pPr>
-      <w:bookmarkStart w:id="6" w:name="heading_2"/>
-      <w:bookmarkStart w:id="7" w:name="_Toc3806"/>
+      <w:bookmarkStart w:id="6" w:name="_Toc3806"/>
+      <w:bookmarkStart w:id="7" w:name="heading_2"/>
       <w:r>
         <w:t>应急体系建设情况</w:t>
       </w:r>
@@ -3611,8 +3618,8 @@
         <w:pStyle w:val="30"/>
         <w:bidi w:val="0"/>
       </w:pPr>
-      <w:bookmarkStart w:id="10" w:name="heading_4"/>
-      <w:bookmarkStart w:id="11" w:name="_Toc17906"/>
+      <w:bookmarkStart w:id="10" w:name="_Toc17906"/>
+      <w:bookmarkStart w:id="11" w:name="heading_4"/>
       <w:r>
         <w:t>应急组织体系建立</w:t>
       </w:r>
@@ -6057,8 +6064,8 @@
         <w:pStyle w:val="30"/>
         <w:bidi w:val="0"/>
       </w:pPr>
-      <w:bookmarkStart w:id="18" w:name="heading_8"/>
-      <w:bookmarkStart w:id="19" w:name="_Toc590"/>
+      <w:bookmarkStart w:id="18" w:name="_Toc590"/>
+      <w:bookmarkStart w:id="19" w:name="heading_8"/>
       <w:r>
         <w:t>演练实施</w:t>
       </w:r>
@@ -7772,8 +7779,8 @@
         <w:pStyle w:val="28"/>
         <w:bidi w:val="0"/>
       </w:pPr>
-      <w:bookmarkStart w:id="22" w:name="heading_10"/>
-      <w:bookmarkStart w:id="23" w:name="_Toc22216"/>
+      <w:bookmarkStart w:id="22" w:name="_Toc22216"/>
+      <w:bookmarkStart w:id="23" w:name="heading_10"/>
       <w:r>
         <w:t>问题整改与能力提升</w:t>
       </w:r>
@@ -9453,8 +9460,8 @@
         <w:pStyle w:val="30"/>
         <w:bidi w:val="0"/>
       </w:pPr>
-      <w:bookmarkStart w:id="28" w:name="heading_13"/>
-      <w:bookmarkStart w:id="29" w:name="_Toc27821"/>
+      <w:bookmarkStart w:id="28" w:name="_Toc27821"/>
+      <w:bookmarkStart w:id="29" w:name="heading_13"/>
       <w:r>
         <w:t>能力提升效果</w:t>
       </w:r>
@@ -9518,8 +9525,8 @@
         <w:pStyle w:val="28"/>
         <w:bidi w:val="0"/>
       </w:pPr>
-      <w:bookmarkStart w:id="30" w:name="heading_14"/>
-      <w:bookmarkStart w:id="31" w:name="_Toc13118"/>
+      <w:bookmarkStart w:id="30" w:name="_Toc13118"/>
+      <w:bookmarkStart w:id="31" w:name="heading_14"/>
       <w:r>
         <w:t>存在不足与改进方向</w:t>
       </w:r>
@@ -9531,8 +9538,8 @@
         <w:pStyle w:val="30"/>
         <w:bidi w:val="0"/>
       </w:pPr>
-      <w:bookmarkStart w:id="32" w:name="heading_15"/>
-      <w:bookmarkStart w:id="33" w:name="_Toc27947"/>
+      <w:bookmarkStart w:id="32" w:name="_Toc27947"/>
+      <w:bookmarkStart w:id="33" w:name="heading_15"/>
       <w:r>
         <w:t>当前存在不足</w:t>
       </w:r>
